--- a/невирусбаблес/23НФПО Кириллов, Веденяпин, Мосман/рмп/24.docx
+++ b/невирусбаблес/23НФПО Кириллов, Веденяпин, Мосман/рмп/24.docx
@@ -368,29 +368,7 @@
                 <w:sz w:val="24"/>
                 <w:szCs w:val="24"/>
               </w:rPr>
-              <w:t>(</w:t>
-            </w:r>
-            <w:proofErr w:type="spellStart"/>
-            <w:r>
-              <w:rPr>
-                <w:rFonts w:ascii="Times New Roman" w:eastAsia="Times New Roman" w:hAnsi="Times New Roman" w:cs="Times New Roman"/>
-                <w:b/>
-                <w:color w:val="000000"/>
-                <w:sz w:val="24"/>
-                <w:szCs w:val="24"/>
-              </w:rPr>
-              <w:t>НлФ</w:t>
-            </w:r>
-            <w:proofErr w:type="spellEnd"/>
-            <w:r>
-              <w:rPr>
-                <w:rFonts w:ascii="Times New Roman" w:eastAsia="Times New Roman" w:hAnsi="Times New Roman" w:cs="Times New Roman"/>
-                <w:b/>
-                <w:color w:val="000000"/>
-                <w:sz w:val="24"/>
-                <w:szCs w:val="24"/>
-              </w:rPr>
-              <w:t xml:space="preserve"> ФГБОУ ВО «ПГУ»)</w:t>
+              <w:t>(НлФ ФГБОУ ВО «ПГУ»)</w:t>
             </w:r>
           </w:p>
         </w:tc>
@@ -1060,7 +1038,6 @@
               <w:lang w:eastAsia="ru-RU"/>
             </w:rPr>
           </w:pPr>
-          <w:proofErr w:type="spellStart"/>
           <w:r>
             <w:rPr>
               <w:rFonts w:ascii="Times New Roman" w:eastAsia="Times New Roman" w:hAnsi="Times New Roman" w:cs="Times New Roman"/>
@@ -1068,17 +1045,7 @@
               <w:szCs w:val="28"/>
               <w:lang w:eastAsia="ru-RU"/>
             </w:rPr>
-            <w:t>Мосман</w:t>
-          </w:r>
-          <w:proofErr w:type="spellEnd"/>
-          <w:r>
-            <w:rPr>
-              <w:rFonts w:ascii="Times New Roman" w:eastAsia="Times New Roman" w:hAnsi="Times New Roman" w:cs="Times New Roman"/>
-              <w:sz w:val="28"/>
-              <w:szCs w:val="28"/>
-              <w:lang w:eastAsia="ru-RU"/>
-            </w:rPr>
-            <w:t xml:space="preserve"> А.П.</w:t>
+            <w:t>Мосман А.П.</w:t>
           </w:r>
         </w:p>
       </w:sdtContent>
@@ -1159,7 +1126,6 @@
               <w:lang w:eastAsia="ru-RU"/>
             </w:rPr>
           </w:pPr>
-          <w:proofErr w:type="spellStart"/>
           <w:r>
             <w:rPr>
               <w:rFonts w:ascii="Times New Roman" w:eastAsia="Times New Roman" w:hAnsi="Times New Roman" w:cs="Times New Roman"/>
@@ -1167,17 +1133,7 @@
               <w:szCs w:val="28"/>
               <w:lang w:eastAsia="ru-RU"/>
             </w:rPr>
-            <w:t>Чернопазов</w:t>
-          </w:r>
-          <w:proofErr w:type="spellEnd"/>
-          <w:r>
-            <w:rPr>
-              <w:rFonts w:ascii="Times New Roman" w:eastAsia="Times New Roman" w:hAnsi="Times New Roman" w:cs="Times New Roman"/>
-              <w:sz w:val="28"/>
-              <w:szCs w:val="28"/>
-              <w:lang w:eastAsia="ru-RU"/>
-            </w:rPr>
-            <w:t xml:space="preserve"> А.Г.</w:t>
+            <w:t>Чернопазов А.Г.</w:t>
           </w:r>
         </w:p>
       </w:sdtContent>
@@ -1729,10 +1685,10 @@
         </w:rPr>
         <w:lastRenderedPageBreak/>
         <w:drawing>
-          <wp:inline distT="0" distB="0" distL="0" distR="0" wp14:anchorId="20FC55BA" wp14:editId="0B717DA4">
-            <wp:extent cx="4887007" cy="4601217"/>
-            <wp:effectExtent l="0" t="0" r="8890" b="8890"/>
-            <wp:docPr id="2112589750" name="Рисунок 1"/>
+          <wp:inline distT="0" distB="0" distL="0" distR="0" wp14:anchorId="71CAD152" wp14:editId="1431D0EF">
+            <wp:extent cx="5940425" cy="4545965"/>
+            <wp:effectExtent l="0" t="0" r="3175" b="6985"/>
+            <wp:docPr id="253197336" name="Рисунок 1"/>
             <wp:cNvGraphicFramePr>
               <a:graphicFrameLocks xmlns:a="http://schemas.openxmlformats.org/drawingml/2006/main" noChangeAspect="1"/>
             </wp:cNvGraphicFramePr>
@@ -1740,7 +1696,7 @@
               <a:graphicData uri="http://schemas.openxmlformats.org/drawingml/2006/picture">
                 <pic:pic xmlns:pic="http://schemas.openxmlformats.org/drawingml/2006/picture">
                   <pic:nvPicPr>
-                    <pic:cNvPr id="2112589750" name=""/>
+                    <pic:cNvPr id="253197336" name=""/>
                     <pic:cNvPicPr/>
                   </pic:nvPicPr>
                   <pic:blipFill>
@@ -1752,7 +1708,7 @@
                   <pic:spPr>
                     <a:xfrm>
                       <a:off x="0" y="0"/>
-                      <a:ext cx="4887007" cy="4601217"/>
+                      <a:ext cx="5940425" cy="4545965"/>
                     </a:xfrm>
                     <a:prstGeom prst="rect">
                       <a:avLst/>
@@ -2121,7 +2077,6 @@
         </w:rPr>
         <w:t xml:space="preserve">Создали новый класс </w:t>
       </w:r>
-      <w:proofErr w:type="spellStart"/>
       <w:r>
         <w:rPr>
           <w:rFonts w:ascii="Times New Roman" w:hAnsi="Times New Roman" w:cs="Times New Roman"/>
@@ -2132,35 +2087,14 @@
         </w:rPr>
         <w:t>UserResourceParser</w:t>
       </w:r>
-      <w:proofErr w:type="spellEnd"/>
-      <w:r>
-        <w:rPr>
-          <w:rFonts w:ascii="Times New Roman" w:hAnsi="Times New Roman" w:cs="Times New Roman"/>
-          <w:bCs/>
-          <w:sz w:val="28"/>
-          <w:szCs w:val="28"/>
-        </w:rPr>
-        <w:t xml:space="preserve">, который будет выполнять </w:t>
-      </w:r>
-      <w:proofErr w:type="spellStart"/>
-      <w:r>
-        <w:rPr>
-          <w:rFonts w:ascii="Times New Roman" w:hAnsi="Times New Roman" w:cs="Times New Roman"/>
-          <w:bCs/>
-          <w:sz w:val="28"/>
-          <w:szCs w:val="28"/>
-        </w:rPr>
-        <w:t>парсинг</w:t>
-      </w:r>
-      <w:proofErr w:type="spellEnd"/>
-      <w:r>
-        <w:rPr>
-          <w:rFonts w:ascii="Times New Roman" w:hAnsi="Times New Roman" w:cs="Times New Roman"/>
-          <w:bCs/>
-          <w:sz w:val="28"/>
-          <w:szCs w:val="28"/>
-        </w:rPr>
-        <w:t xml:space="preserve"> </w:t>
+      <w:r>
+        <w:rPr>
+          <w:rFonts w:ascii="Times New Roman" w:hAnsi="Times New Roman" w:cs="Times New Roman"/>
+          <w:bCs/>
+          <w:sz w:val="28"/>
+          <w:szCs w:val="28"/>
+        </w:rPr>
+        <w:t xml:space="preserve">, который будет выполнять парсинг </w:t>
       </w:r>
       <w:r>
         <w:rPr>
@@ -2266,7 +2200,6 @@
         </w:rPr>
         <w:t xml:space="preserve">Рисунок 3.1 – Код класс </w:t>
       </w:r>
-      <w:proofErr w:type="spellStart"/>
       <w:r>
         <w:rPr>
           <w:rFonts w:ascii="Times New Roman" w:hAnsi="Times New Roman" w:cs="Times New Roman"/>
@@ -2277,7 +2210,6 @@
         </w:rPr>
         <w:t>UserResourceParser</w:t>
       </w:r>
-      <w:proofErr w:type="spellEnd"/>
     </w:p>
     <w:p>
       <w:pPr>
@@ -2367,7 +2299,6 @@
         </w:rPr>
         <w:t xml:space="preserve">од класс </w:t>
       </w:r>
-      <w:proofErr w:type="spellStart"/>
       <w:r>
         <w:rPr>
           <w:rFonts w:ascii="Times New Roman" w:hAnsi="Times New Roman" w:cs="Times New Roman"/>
@@ -2378,7 +2309,6 @@
         </w:rPr>
         <w:t>UserResourceParser</w:t>
       </w:r>
-      <w:proofErr w:type="spellEnd"/>
     </w:p>
     <w:p>
       <w:pPr>
@@ -2549,7 +2479,6 @@
         <w:lastRenderedPageBreak/>
         <w:t xml:space="preserve">Написали код для </w:t>
       </w:r>
-      <w:proofErr w:type="spellStart"/>
       <w:r>
         <w:rPr>
           <w:rFonts w:ascii="Times New Roman" w:hAnsi="Times New Roman" w:cs="Times New Roman"/>
@@ -2560,7 +2489,6 @@
         </w:rPr>
         <w:t>MainActivity</w:t>
       </w:r>
-      <w:proofErr w:type="spellEnd"/>
       <w:r>
         <w:rPr>
           <w:rFonts w:ascii="Times New Roman" w:hAnsi="Times New Roman" w:cs="Times New Roman"/>
@@ -2703,7 +2631,6 @@
         </w:rPr>
         <w:t xml:space="preserve"> – Код </w:t>
       </w:r>
-      <w:proofErr w:type="spellStart"/>
       <w:r>
         <w:rPr>
           <w:rFonts w:ascii="Times New Roman" w:hAnsi="Times New Roman" w:cs="Times New Roman"/>
@@ -2714,7 +2641,6 @@
         </w:rPr>
         <w:t>MainActivity</w:t>
       </w:r>
-      <w:proofErr w:type="spellEnd"/>
     </w:p>
     <w:p>
       <w:pPr>
@@ -3040,27 +2966,7 @@
           <w:sz w:val="28"/>
           <w:szCs w:val="28"/>
         </w:rPr>
-        <w:t xml:space="preserve">, которые </w:t>
-      </w:r>
-      <w:proofErr w:type="spellStart"/>
-      <w:r>
-        <w:rPr>
-          <w:rFonts w:ascii="Times New Roman" w:hAnsi="Times New Roman" w:cs="Times New Roman"/>
-          <w:bCs/>
-          <w:sz w:val="28"/>
-          <w:szCs w:val="28"/>
-        </w:rPr>
-        <w:t>парсятся</w:t>
-      </w:r>
-      <w:proofErr w:type="spellEnd"/>
-      <w:r>
-        <w:rPr>
-          <w:rFonts w:ascii="Times New Roman" w:hAnsi="Times New Roman" w:cs="Times New Roman"/>
-          <w:bCs/>
-          <w:sz w:val="28"/>
-          <w:szCs w:val="28"/>
-        </w:rPr>
-        <w:t xml:space="preserve"> и выводятся в окне </w:t>
+        <w:t xml:space="preserve">, которые парсятся и выводятся в окне </w:t>
       </w:r>
       <w:r>
         <w:rPr>
@@ -4148,6 +4054,7 @@
     <w:rsid w:val="000B37FF"/>
     <w:rsid w:val="002C1E3C"/>
     <w:rsid w:val="00387056"/>
+    <w:rsid w:val="003E4AF3"/>
     <w:rsid w:val="0040292D"/>
     <w:rsid w:val="00453267"/>
     <w:rsid w:val="00482AD8"/>
@@ -4157,7 +4064,6 @@
     <w:rsid w:val="00843C41"/>
     <w:rsid w:val="009172A1"/>
     <w:rsid w:val="00944B42"/>
-    <w:rsid w:val="00A013B9"/>
     <w:rsid w:val="00AA7538"/>
     <w:rsid w:val="00CE2196"/>
     <w:rsid w:val="00D60EB7"/>
